--- a/交付成果/第三轮修订版/第三轮4周版/读书会07_四念处（二）——心念处与法念处_4周资料包（第三版修订）/Word版/第2周_法念处·五盖详析与实修对治_主持人版.docx
+++ b/交付成果/第三轮修订版/第三轮4周版/读书会07_四念处（二）——心念处与法念处_4周资料包（第三版修订）/Word版/第2周_法念处·五盖详析与实修对治_主持人版.docx
@@ -11072,7 +11072,7 @@
                 <w:color w:val="333333"/>
                 <w:sz w:val="22"/>
               </w:rPr>
-              <w:t>[00:24:33.600] 那么这个（三层精进）：第一个是发勤界（整理注：转写“智力界”，依义注术语校为“发勤界”），发勤界是初步的努力啊；第二个是出离界（整理注：转写“亲情界”）——它是比发勤界更强的这个精进，因为呢，它会把懈怠抛在后头啊；第三个是不断精进界，我们也称为叫勇猛界（整理注：转写“不断精进戒／精勤戒”）——它是比出离界更强，因此，它不断地进一步灭除破坏性的因缘。通过数数如理作意这三个层次的精进，就能够灭除昏沉和睡眠。</w:t>
+              <w:t>[00:24:33.600] 那么这个（三层精进）：第一个是致力界（整理注：转写“智力界”，依义注术语校为“致力界”），致力界是初步的努力啊；第二个是精勤界（整理注：转写“亲情界”）——它是比致力界更强的这个精进，因为呢，它会把懈怠抛在后头啊；第三个是不断精进界，我们也称为叫勇猛界（整理注：转写“不断精进戒／精勤戒”）——它是比精勤界更强，因此，它不断地进一步灭除破坏性的因缘。通过数数如理作意这三个层次的精进，就能够灭除昏沉和睡眠。</w:t>
             </w:r>
           </w:p>
         </w:tc>
@@ -11120,7 +11120,7 @@
                 <w:color w:val="333333"/>
                 <w:sz w:val="22"/>
               </w:rPr>
-              <w:t>[00:25:10.850] 因此，世尊说：时常如理作意发勤界、出离界，即不断精进界——这三个层次的精进是防止新的昏沉与睡眠生起的因，也是灭除现有的昏沉睡眠的因啊。时常作为发勤界、出离界和不断精进界啊，其实是对在佛陀时代的这个比库啊而言的啊。佛陀时代的比库呢，他们少欲知足啊，他们内心很专注啊，对佛陀的法有极强的信心啊。所以他其实其他的五盖——欲贪盖啊，这个嗔恚盖啊，疑盖啊，掉举追悔盖这些比较少。</w:t>
+              <w:t>[00:25:10.850] 因此，世尊说：时常如理作意致力界、精勤界，即不断精进界——这三个层次的精进是防止新的昏沉与睡眠生起的因，也是灭除现有的昏沉睡眠的因啊。时常作为致力界、精勤界和不断精进界啊，其实是对在佛陀时代的这个比库啊而言的啊。佛陀时代的比库呢，他们少欲知足啊，他们内心很专注啊，对佛陀的法有极强的信心啊。所以他其实其他的五盖——欲贪盖啊，这个嗔恚盖啊，疑盖啊，掉举追悔盖这些比较少。</w:t>
             </w:r>
           </w:p>
         </w:tc>
@@ -11216,7 +11216,7 @@
                 <w:color w:val="333333"/>
                 <w:sz w:val="22"/>
               </w:rPr>
-              <w:t>[00:26:13.030] 但对于我们现代的人，特别是我们现代的在家人来讲呢，啊，如果是你昏沉睡眠，你致力于出离界，致力于精勤界，致力于不断精进界啊，可能会带来其他的问题。啊，因为什么呢？当我们内心还没有宁静的时候，没有平静的时候，你一定要很有力啊，要致力出离界，致力精勤界和这个不断精进界啊，他就会造成邪精进啊。很多人不知道什么是真正的精进啊，他就会出很多状况啊。</w:t>
+              <w:t>[00:26:13.030] 但对于我们现代的人，特别是我们现代的在家人来讲呢，啊，如果是你昏沉睡眠，你致力于致力界、致力于精勤界，致力于不断精进界啊，可能会带来其他的问题。啊，因为什么呢？当我们内心还没有宁静的时候，没有平静的时候，你一定要很有力啊，要致力致力界、致力精勤界和这个不断精进界啊，他就会造成邪精进啊。很多人不知道什么是真正的精进啊，他就会出很多状况啊。</w:t>
             </w:r>
           </w:p>
         </w:tc>
@@ -11312,7 +11312,7 @@
                 <w:color w:val="333333"/>
                 <w:sz w:val="22"/>
               </w:rPr>
-              <w:t>[00:27:28.080] 如何培育呢？如果你在修习止禅，比如说我们在修阿那巴那（入出息）遍或三十二身分，那就应该只专注于该止禅业处啊。那么，不要小看单调的呼吸，因为通过一心专注，它就能够培育极强的如理作意。如果我们修习观禅啊，就应该一心观照诸行法为无常、苦、无我。止禅和观禅的如理作意呢，能够灭除昏沉和睡眠。无论修行其中哪一种，你都应该致力于发勤界啊、出离界、不断精进界这三个层次啊，如此我们就能够克服昏沉的睡眠，成就禅修。</w:t>
+              <w:t>[00:27:28.080] 如何培育呢？如果你在修习止禅，比如说我们在修阿那巴那（入出息）遍或三十二身分，那就应该只专注于该止禅业处啊。那么，不要小看单调的呼吸，因为通过一心专注，它就能够培育极强的如理作意。如果我们修习观禅啊，就应该一心观照诸行法为无常、苦、无我。止禅和观禅的如理作意呢，能够灭除昏沉和睡眠。无论修行其中哪一种，你都应该致力于致力界啊、精勤界、不断精进界这三个层次啊，如此我们就能够克服昏沉的睡眠，成就禅修。</w:t>
             </w:r>
           </w:p>
         </w:tc>
@@ -11360,7 +11360,7 @@
                 <w:color w:val="333333"/>
                 <w:sz w:val="22"/>
               </w:rPr>
-              <w:t>[00:28:08.580] 那今天呢，我们有一些禅修者来是参加禅修营啊。那么很多人是初次来开始禅修。那么会有一个阶段是什么呢？当你们开始禅修啊，前几天呢就会很容易昏沉睡眠啊。这个昏沉睡眠，致力于发勤界啊，出离界、不断精进界有用吗？有用，但是呢，这个效果可能不会很好。</w:t>
+              <w:t>[00:28:08.580] 那今天呢，我们有一些禅修者来是参加禅修营啊。那么很多人是初次来开始禅修。那么会有一个阶段是什么呢？当你们开始禅修啊，前几天呢就会很容易昏沉睡眠啊。这个昏沉睡眠，致力于致力界啊，精勤界、不断精进界有用吗？有用，但是呢，这个效果可能不会很好。</w:t>
             </w:r>
           </w:p>
         </w:tc>
@@ -11456,7 +11456,7 @@
                 <w:color w:val="333333"/>
                 <w:sz w:val="22"/>
               </w:rPr>
-              <w:t>[00:29:26.400] 那么，当我们两三天过来，就是那个昏沉消失了，接着下来就会打妄想啊，就是啊，各种事儿都会冒出来啊。啊，那这个到了这个阶段，嗯，如果再出现昏沉呢，我们就要开始致力这个啊，出离界啊，不断精进界啊，因为心已经休息过了，剩下来就是要打妄想的问题，那这个时候如果再昏沉呢？我们就第一个可以转换身体的姿势。啊，坐着不行你就跪起来，跪起来还困你就站起来，站起来不行，就经行啊，后面还有佛陀教的很多方法啊。</w:t>
+              <w:t>[00:29:26.400] 那么，当我们两三天过来，就是那个昏沉消失了，接着下来就会打妄想啊，就是啊，各种事儿都会冒出来啊。啊，那这个到了这个阶段，嗯，如果再出现昏沉呢，我们就要开始致力这个啊，精勤界啊，不断精进界啊，因为心已经休息过了，剩下来就是要打妄想的问题，那这个时候如果再昏沉呢？我们就第一个可以转换身体的姿势。啊，坐着不行你就跪起来，跪起来还困你就站起来，站起来不行，就经行啊，后面还有佛陀教的很多方法啊。</w:t>
             </w:r>
           </w:p>
         </w:tc>
@@ -13878,7 +13878,7 @@
                 <w:color w:val="333333"/>
                 <w:sz w:val="22"/>
               </w:rPr>
-              <w:t>[00:55:15.180] 好，那么我们要去请教长老，就像这个，这个去请教维卡利长老一样啊（整理注：人名转写如此），他具有这个信心很足的这种善知识啊。啊，那么对这个我们在讲信心所的时候啊，这个什么是八事的信啊？对佛——什么是真正的佛？我们经常跟有一些法师讨论说，你是你，你信的佛跟我信的佛不一样，你是你的佛，我是我的佛。啊，大家都说佛啊，这怎么会有那么多佛？你现在去到印度，你会发现很多印度人说啊，我们在这个历史上有很多佛，有很多佛啊，那你就会明白这个佛啊，这个符号并不是专指的啊。而且呢，不同的对佛陀理解的这种观点很多啊。</w:t>
+              <w:t>[00:55:15.180] 好，那么我们要去请教长老，就像这个，这个去请教瓦卡利长老一样啊（整理注：原注仅称"人名转写如此"；依通行译名订正为瓦卡利长老（Vakkali Thera）。），他具有这个信心很足的这种善知识啊。啊，那么对这个我们在讲信心所的时候啊，这个什么是八事的信啊？对佛——什么是真正的佛？我们经常跟有一些法师讨论说，你是你，你信的佛跟我信的佛不一样，你是你的佛，我是我的佛。啊，大家都说佛啊，这怎么会有那么多佛？你现在去到印度，你会发现很多印度人说啊，我们在这个历史上有很多佛，有很多佛啊，那你就会明白这个佛啊，这个符号并不是专指的啊。而且呢，不同的对佛陀理解的这种观点很多啊。</w:t>
             </w:r>
           </w:p>
         </w:tc>
@@ -13985,7 +13985,7 @@
                 <w:color w:val="333333"/>
                 <w:sz w:val="22"/>
               </w:rPr>
-              <w:t>[00:56:55.310] 那比如说到底有没有灵魂啊？到底有没有一个神识啊？啊，那这个要靠什么？要靠观智去观察，要靠缘起去观察（整理注：转写“原色受字”不清）。啊，这样观察完以后呢，我们才从这里面走出来的，疑惑才能会消失好。</w:t>
+              <w:t>[00:56:55.310] 那比如说到底有没有灵魂啊？到底有没有一个神识啊？啊，那这个要靠什么？要靠观智去观察，要靠缘起去观察（整理注：原转写“原色受字”不清，经核即为“缘起”）。啊，这样观察完以后呢，我们才从这里面走出来的，疑惑才能会消失好。</w:t>
             </w:r>
           </w:p>
         </w:tc>
@@ -18546,7 +18546,7 @@
                 <w:color w:val="333333"/>
                 <w:sz w:val="22"/>
               </w:rPr>
-              <w:t>[00:14:46.860] 啊，那么有一天呢，这个乌达拉呢，就在准备食物供养佛陀，然后她丈夫呢，就带着这个妓女就出来了啊……这个妓女看到他们两个在那眉来眼去啊，有很不高兴啊，就生起很大的嫉恨和愤怒，他就冲到厨房里舀了一勺滚烫的油哈，直接往这个乌达拉的头上泼过去。那么，当时这个乌达拉呢，马上进入慈心禅。因此呢，那个油呢，就像荷叶上的清水一般啊，从她的身上这样流过，对她没有任何的伤害啊。（整理注：人名“乌达拉／席利妈”转写存疑处已按通行译名统一为乌达拉；本段为慈心禅利益的典故，慈心禅修法见读书会02。）</w:t>
+              <w:t>[00:14:46.860] 啊，那么有一天呢，这个伍德拉难德母呢，就在准备食物供养佛陀，然后她丈夫呢，就带着这个妓女就出来了啊……这个妓女看到他们两个在那眉来眼去啊，有很不高兴啊，就生起很大的嫉恨和愤怒，他就冲到厨房里舀了一勺滚烫的油哈，直接往这个伍德拉难德母的头上泼过去。那么，当时这个伍德拉难德母呢，马上进入慈心禅。因此呢，那个油呢，就像荷叶上的清水一般啊，从她的身上这样流过，对她没有任何的伤害啊。（整理注：原注将女居士与泼油之妓女二人名转写混同为一，今依通行译名订正：女居士＝伍德拉难德母（Uttarānandamātā），泼油者（妓女）＝西丽玛（Sirimā）。本段为慈心禅利益的典故，慈心禅修法见读书会02。）</w:t>
             </w:r>
           </w:p>
         </w:tc>
@@ -19950,7 +19950,7 @@
           <w:i w:val="0"/>
           <w:sz w:val="22"/>
         </w:rPr>
-        <w:t>：材料①为PDF课件（知识库整理返回，带 [generated, not original text] 标注，无时间码）；材料②③为录音转写（依据录音转写整理，已校对明显同音错字）。转写讹误较多但已逐处校正并在（ ）内注明，朗读时按正常词读即可（如“称慧”读作嗔恚、“脑洞”读作心的扰动、“巴顿到了”读作八正道），不必纠正也不必解释；时间码与（ ）注记跳过不念。个别无法可靠校订处保留原文加注（如“王毅说”“认知共情”“维卡利长老”），照读即可。</w:t>
+        <w:t>：材料①为PDF课件（知识库整理返回，带 [generated, not original text] 标注，无时间码）；材料②③为录音转写（依据录音转写整理，已校对明显同音错字）。转写讹误较多但已逐处校正并在（ ）内注明，朗读时按正常词读即可（如“称慧”读作嗔恚、“脑洞”读作心的扰动、“巴顿到了”读作八正道），不必纠正也不必解释；时间码与（ ）注记跳过不念。个别无法可靠校订处保留原文加注（如“王毅说”“认知共情”“瓦卡利长老”），照读即可。</w:t>
       </w:r>
     </w:p>
     <w:p>

--- a/交付成果/第三轮修订版/第三轮4周版/读书会07_四念处（二）——心念处与法念处_4周资料包（第三版修订）/Word版/第2周_法念处·五盖详析与实修对治_主持人版.docx
+++ b/交付成果/第三轮修订版/第三轮4周版/读书会07_四念处（二）——心念处与法念处_4周资料包（第三版修订）/Word版/第2周_法念处·五盖详析与实修对治_主持人版.docx
@@ -11024,7 +11024,7 @@
                 <w:color w:val="333333"/>
                 <w:sz w:val="22"/>
               </w:rPr>
-              <w:t>[00:24:06.960] 那么如何去除昏沉睡眠呢？啊，刚才佛陀教导了我们，说是对这一系列的情况的不如理作意。那我们要去除昏沉睡眠呢，就要通过如理作意啊来解决。那如理作意什么呢？主要是如理作意蕴处界等这些法啊（整理注：转写“戒等法”，据上下文校为“蕴处界等法”），就是十二处、十八界啊，就可以能够灭除昏沉睡眠。</w:t>
+              <w:t>[00:24:06.960] 那么如何去除昏沉睡眠呢？啊，刚才佛陀教导了我们，说是对这一系列的情况的不如理作意。那我们要去除昏沉睡眠呢，就要通过如理作意啊来解决。那如理作意什么呢？主要是如理作意蕴处界等这些法啊，就是十二处、十八界啊，就可以能够灭除昏沉睡眠。</w:t>
             </w:r>
           </w:p>
         </w:tc>
@@ -11072,7 +11072,7 @@
                 <w:color w:val="333333"/>
                 <w:sz w:val="22"/>
               </w:rPr>
-              <w:t>[00:24:33.600] 那么这个（三层精进）：第一个是致力界（整理注：转写“智力界”，依义注术语校为“致力界”），致力界是初步的努力啊；第二个是精勤界（整理注：转写“亲情界”）——它是比致力界更强的这个精进，因为呢，它会把懈怠抛在后头啊；第三个是不断精进界，我们也称为叫勇猛界（整理注：转写“不断精进戒／精勤戒”）——它是比精勤界更强，因此，它不断地进一步灭除破坏性的因缘。通过数数如理作意这三个层次的精进，就能够灭除昏沉和睡眠。</w:t>
+              <w:t>[00:24:33.600] 那么这个（三层精进）：第一个是致力界，致力界是初步的努力啊；第二个是精勤界——它是比致力界更强的这个精进，因为呢，它会把懈怠抛在后头啊；第三个是不断精进界，我们也称为叫勇猛界——它是比精勤界更强，因此，它不断地进一步灭除破坏性的因缘。通过数数如理作意这三个层次的精进，就能够灭除昏沉和睡眠。</w:t>
             </w:r>
           </w:p>
         </w:tc>
@@ -11840,7 +11840,7 @@
                 <w:color w:val="333333"/>
                 <w:sz w:val="22"/>
               </w:rPr>
-              <w:t>[00:33:15.520] 那么当前面七种方法都无效的时候呢？（整理注：转写“举手”不清，依《睡意经》第八法为右胁狮子卧而卧——）你可以睡一小会儿啊，保持正念正知，及谨记应当起身的时刻而躺下来睡觉。那醒来之后呢，应当立刻起身啊，就想到说我不应该放纵自己而乐于躺卧，乐于睡眠啊。</w:t>
+              <w:t>[00:33:15.520] 那么当前面七种方法都无效的时候呢？你可以睡一小会儿啊，保持正念正知，及谨记应当起身的时刻而躺下来睡觉。那醒来之后呢，应当立刻起身啊，就想到说我不应该放纵自己而乐于躺卧，乐于睡眠啊。</w:t>
             </w:r>
           </w:p>
         </w:tc>
@@ -12523,7 +12523,7 @@
                 <w:color w:val="333333"/>
                 <w:sz w:val="22"/>
               </w:rPr>
-              <w:t>[00:40:50.000] 那为什么我们可以做到呢？我们很多掉举追悔呢，其实呢就是跟信心不足有关啊，这个我这样的方法是不是对啊，这样方法是不是错啊，这个老师讲的跟经典是不是相符啊，我是不是能够修下去啊，我是不是恶因啊，啊这一系列就会造成我们掉举。好，那再一个呢，就是我过去碰到的什么业啊，然后去追悔啊（整理注：转写“什么量”，据上下文为对过去所遇之事的追悔）。那如果你深入学习呢，你会发现说，与其去掉举和追悔，还不如我们现在每一天都守在呼吸上啊。</w:t>
+              <w:t>[00:40:50.000] 那为什么我们可以做到呢？我们很多掉举追悔呢，其实呢就是跟信心不足有关啊，这个我这样的方法是不是对啊，这样方法是不是错啊，这个老师讲的跟经典是不是相符啊，我是不是能够修下去啊，我是不是恶因啊，啊这一系列就会造成我们掉举。好，那再一个呢，就是我过去碰到的什么业啊，然后去追悔啊。那如果你深入学习呢，你会发现说，与其去掉举和追悔，还不如我们现在每一天都守在呼吸上啊。</w:t>
             </w:r>
           </w:p>
         </w:tc>
@@ -12811,7 +12811,7 @@
                 <w:color w:val="333333"/>
                 <w:sz w:val="22"/>
               </w:rPr>
-              <w:t>[00:44:11.310] 我们经常会群里面很多人问，说啊，这个还算不算犯戒啊哦啊，那么我们以前讲过，我们有一位尊者啊，这个零九年一零年在曼听禅修的时候就讲戒讲得很响亮（整理注：转写“长假就很亮了”），等到现在呢，就不敢讲戒了，每天记两百多条这个犯戒的记录，天天找人忏悔，整个禅林，所有他认识的人都无数次陪他忏悔过啊。也就很苦了啊。那么你说他这个真不懂吗？他听懂了，他已经把所有戒律都翻遍了啊。那你说他懂吗？这就真不懂啊，他真懂的话，那就不会天天这样折腾自己了对吧。</w:t>
+              <w:t>[00:44:11.310] 我们经常会群里面很多人问，说啊，这个还算不算犯戒啊哦啊，那么我们以前讲过，我们有一位尊者啊，这个零九年一零年在曼听禅修的时候就讲戒讲得很响亮，等到现在呢，就不敢讲戒了，每天记两百多条这个犯戒的记录，天天找人忏悔，整个禅林，所有他认识的人都无数次陪他忏悔过啊。也就很苦了啊。那么你说他这个真不懂吗？他听懂了，他已经把所有戒律都翻遍了啊。那你说他懂吗？这就真不懂啊，他真懂的话，那就不会天天这样折腾自己了对吧。</w:t>
             </w:r>
           </w:p>
         </w:tc>
@@ -13195,7 +13195,7 @@
                 <w:color w:val="333333"/>
                 <w:sz w:val="22"/>
               </w:rPr>
-              <w:t>[00:48:11.530] 对于希望去除禅修时掉举的人呢（整理注：转写“或的教习”不清），我们要特别的强调啊，这个是刚才讲在僧团里面的这种情况，而且是佛陀时代的僧团的情况，那么对于我们现在的这些禅修者来讲呢——</w:t>
+              <w:t>[00:48:11.530] 对于希望去除禅修时掉举的人呢，我们要特别的强调啊，这个是刚才讲在僧团里面的这种情况，而且是佛陀时代的僧团的情况，那么对于我们现在的这些禅修者来讲呢——</w:t>
             </w:r>
           </w:p>
         </w:tc>
@@ -13926,7 +13926,7 @@
                 <w:color w:val="333333"/>
                 <w:sz w:val="22"/>
               </w:rPr>
-              <w:t>[00:56:06.605] 那什么是正确的佛呢？什么是正确的法呢？啊，什么才是真正我们讲说应受供养、应受供奉、应受布施、应受合掌的圣弟子僧团呢（整理注：转写“圣贤身”，依经文语境校为“圣弟子僧团”）？啊，这个就有很大的差别啊。什么是戒？什么是定？什么是慧？什么是戒定慧三学？戒到底应该怎么持？佛陀制戒的意义是什么？什么是修定？啊，定有四十种业处，哪（些）业处应该怎么修啊？定的作用是什么？什么是慧啊？什么是十六观智？十六观智解决什么问题？止观是工具，工具要干什么？好？那这个呢，就只有在你要对佛陀的法真实生起信心的时候才能够明白啊。</w:t>
+              <w:t>[00:56:06.605] 那什么是正确的佛呢？什么是正确的法呢？啊，什么才是真正我们讲说应受供养、应受供奉、应受布施、应受合掌的圣弟子僧团呢？啊，这个就有很大的差别啊。什么是戒？什么是定？什么是慧？什么是戒定慧三学？戒到底应该怎么持？佛陀制戒的意义是什么？什么是修定？啊，定有四十种业处，哪（些）业处应该怎么修啊？定的作用是什么？什么是慧啊？什么是十六观智？十六观智解决什么问题？止观是工具，工具要干什么？好？那这个呢，就只有在你要对佛陀的法真实生起信心的时候才能够明白啊。</w:t>
             </w:r>
           </w:p>
         </w:tc>
@@ -13985,7 +13985,7 @@
                 <w:color w:val="333333"/>
                 <w:sz w:val="22"/>
               </w:rPr>
-              <w:t>[00:56:55.310] 那比如说到底有没有灵魂啊？到底有没有一个神识啊？啊，那这个要靠什么？要靠观智去观察，要靠缘起去观察（整理注：原转写“原色受字”不清，经核即为“缘起”）。啊，这样观察完以后呢，我们才从这里面走出来的，疑惑才能会消失好。</w:t>
+              <w:t>[00:56:55.310] 那比如说到底有没有灵魂啊？到底有没有一个神识啊？啊，那这个要靠什么？要靠观智去观察，要靠缘起去观察。啊，这样观察完以后呢，我们才从这里面走出来的，疑惑才能会消失好。</w:t>
             </w:r>
           </w:p>
         </w:tc>
@@ -14225,7 +14225,7 @@
                 <w:color w:val="333333"/>
                 <w:sz w:val="22"/>
               </w:rPr>
-              <w:t>[00:59:01.640] 啊，我们叫小须陀洹啊，就是了知（缘起的）元素（的人）叫小初果（整理注：转写“元素字”）。他也是暂时的，能够去除自己的疑，至少这一生可以去除它的疑。那么是否可能还未照见他们，就能成为入流呢？即使你说自己对他们有十足的信心，但那只是像婆罗门众对他们不曾亲眼见过的大梵天有十足的信心而已。因为你对法的十足信心只是依靠理论知识而建立起来的，并不是亲自啊，这并不是建立于亲身体验的观智。所以，请记住啊，名字和头衔并不重要，重要的是真正的证悟涅槃。</w:t>
+              <w:t>[00:59:01.640] 啊，我们叫小须陀洹啊，就是了知（缘起的）元素（的人）叫小初果。他也是暂时的，能够去除自己的疑，至少这一生可以去除它的疑。那么是否可能还未照见他们，就能成为入流呢？即使你说自己对他们有十足的信心，但那只是像婆罗门众对他们不曾亲眼见过的大梵天有十足的信心而已。因为你对法的十足信心只是依靠理论知识而建立起来的，并不是亲自啊，这并不是建立于亲身体验的观智。所以，请记住啊，名字和头衔并不重要，重要的是真正的证悟涅槃。</w:t>
             </w:r>
           </w:p>
         </w:tc>
@@ -14773,7 +14773,7 @@
                 <w:color w:val="333333"/>
                 <w:sz w:val="22"/>
               </w:rPr>
-              <w:t>[00:33:53.280] 那佛陀呢？教导我们怎样灭除这个嗔恚啊？有六种方法。一种呢是学习散播慈爱啊，第二种呢，是培养慈心禅啊，第三种呢，就思维自己所造的业，就是你自己的财产。啊第四种呢，是要经常如理作意。啊第五种呢，是要亲近善知识。第六种呢，是可以交流，跟善士交流（整理注：转写“跟上司交流”），有助于培养慈心和灭除嗔恚的一些适当的言论。好，那我们把它展开来看看。啊，就借着对慈心解脱的如理作意呢，可以灭除内心的嗔恚。那么这里的慈爱呢？是指获得了近行定或者安止定而言（整理注：转写“性情病或者安子病”），因为慈心解脱嘛，好，那么慈心解脱呢，是单指安止定，就慈心禅——</w:t>
+              <w:t>[00:33:53.280] 那佛陀呢？教导我们怎样灭除这个嗔恚啊？有六种方法。一种呢是学习散播慈爱啊，第二种呢，是培养慈心禅啊，第三种呢，就思维自己所造的业，就是你自己的财产。啊第四种呢，是要经常如理作意。啊第五种呢，是要亲近善知识。第六种呢，是可以交流，跟善士交流，有助于培养慈心和灭除嗔恚的一些适当的言论。好，那我们把它展开来看看。啊，就借着对慈心解脱的如理作意呢，可以灭除内心的嗔恚。那么这里的慈爱呢？是指获得了近行定或者安止定而言，因为慈心解脱嘛，好，那么慈心解脱呢，是单指安止定，就慈心禅——</w:t>
             </w:r>
           </w:p>
         </w:tc>
@@ -15264,7 +15264,7 @@
                 <w:color w:val="333333"/>
                 <w:sz w:val="22"/>
               </w:rPr>
-              <w:t>[00:41:48.350] 不可能嘛。啊诶，那么他也是由于过去的业啊，来投生，未来还要随业流转，就是他也是业的产物，业的果报体啊（整理注：转写“业的产业”）。然后他有他这样的烦恼，现在碰到这样的境他就会生气（整理注：转写“碰到这样题”）。啊，他就是这样的人——我们叫认知共情啊（整理注：转写如此），这样的人生气是因为有这样的认知。嗯，并没有一个不变的那个他啊，我的先生，我的太太，我的孩子啊，不要有这种常见啊，只是他有这样的认知，碰到这样的事情，他有这样的反应。就是他的愤怒呢，就像不被接受的礼物退回给他自己一样，也会像逆风投掷灰尘啊，灰尘只会飞回他自己的头上一样的。</w:t>
+              <w:t>[00:41:48.350] 不可能嘛。啊诶，那么他也是由于过去的业啊，来投生，未来还要随业流转，就是他也是业的产物，业的果报体啊。然后他有他这样的烦恼，现在碰到这样的境他就会生气。啊，他就是这样的人——我们叫认知共情啊（整理注：转写如此），这样的人生气是因为有这样的认知。嗯，并没有一个不变的那个他啊，我的先生，我的太太，我的孩子啊，不要有这种常见啊，只是他有这样的认知，碰到这样的事情，他有这样的反应。就是他的愤怒呢，就像不被接受的礼物退回给他自己一样，也会像逆风投掷灰尘啊，灰尘只会飞回他自己的头上一样的。</w:t>
             </w:r>
           </w:p>
         </w:tc>
@@ -15371,7 +15371,7 @@
                 <w:color w:val="333333"/>
                 <w:sz w:val="22"/>
               </w:rPr>
-              <w:t>[00:42:48.060] 啊，那我们经常呢，跟大家一起学习的，说是说我们要训练，我们叫睁眼四圣谛啊。啊，四圣谛不是闭着眼睛实现的啊，睁着眼睛的时候就要能应用四圣谛。啊，看到不可喜所缘啊，我们叫可恨相哦啊，嗔心起来了，感觉到苦受的苦啊（整理注：转写“苦撑的苦”），我们要能停下来。然后接受这个果报啊。然后再观察。啊，这个苦生起的原因是什么？要去看这个集谛（整理注：转写“极地”），要去寻找嗔生起来的动机呀（整理注：转写“春生起来”），啊，就是你为什么要生气呢？这个事情值得这样生气吗？要能反问自己，当下要能够追问自己。要能看到生起这个嗔后面的无明爱取（整理注：转写“无名爱曲／无边爱取”）。嗯，无明爱取无外乎就是三颠倒了啊——想颠倒、心颠倒、见颠倒。</w:t>
+              <w:t>[00:42:48.060] 啊，那我们经常呢，跟大家一起学习的，说是说我们要训练，我们叫睁眼四圣谛啊。啊，四圣谛不是闭着眼睛实现的啊，睁着眼睛的时候就要能应用四圣谛。啊，看到不可喜所缘啊，我们叫可恨相哦啊，嗔心起来了，感觉到苦受的苦啊，我们要能停下来。然后接受这个果报啊。然后再观察。啊，这个苦生起的原因是什么？要去看这个集谛，要去寻找嗔生起来的动机呀，啊，就是你为什么要生气呢？这个事情值得这样生气吗？要能反问自己，当下要能够追问自己。要能看到生起这个嗔后面的无明爱取。嗯，无明爱取无外乎就是三颠倒了啊——想颠倒、心颠倒、见颠倒。</w:t>
             </w:r>
           </w:p>
         </w:tc>
@@ -15419,7 +15419,7 @@
                 <w:color w:val="333333"/>
                 <w:sz w:val="22"/>
               </w:rPr>
-              <w:t>[00:43:55.940] 看到完以后要转变观念。啊，你这个观念不转呢，你即使用慈心啊，它可以按住一时、按住一阵时间。啊，当你慈心没有的时候，他还起来，为什么观念还在那个地方啊？我看他就是看不惯。对我现在给他散播慈爱，上上上上好像好一点，明天看他还是那么讨厌。啊？你如果不把“说这个人很讨厌”的观念转过来（整理注：转写“米洛夫”），啊，你随时看他都讨厌。所以要转变这个观念为正见呢。啊，所以我这这个这一段时间有不少同学跟我讲说啊，我这个人就喜欢观过，怎么办呢（整理注：转写“光果”）。</w:t>
+              <w:t>[00:43:55.940] 看到完以后要转变观念。啊，你这个观念不转呢，你即使用慈心啊，它可以按住一时、按住一阵时间。啊，当你慈心没有的时候，他还起来，为什么观念还在那个地方啊？我看他就是看不惯。对我现在给他散播慈爱，上上上上好像好一点，明天看他还是那么讨厌。啊？你如果不把“说这个人很讨厌”的观念转过来，啊，你随时看他都讨厌。所以要转变这个观念为正见呢。啊，所以我这这个这一段时间有不少同学跟我讲说啊，我这个人就喜欢观过，怎么办呢。</w:t>
             </w:r>
           </w:p>
         </w:tc>
@@ -15611,7 +15611,7 @@
                 <w:color w:val="333333"/>
                 <w:sz w:val="22"/>
               </w:rPr>
-              <w:t>[00:45:50.620] 为什么会这样写它有用呢？因为，他以前就是他的思维就卡在某个点上嘛，我觉得这个人就是很讨厌。其实他就是一个点，他看错了，他死都不变。你拿个本子认真写一下，它就转过来，而且从根源上转掉它。那这个呢就是说，就是我们刚才讲的，就是它就属于啊八正道了啊，八正道的内容了啊（整理注：转写“巴顿到了”）。</w:t>
+              <w:t>[00:45:50.620] 为什么会这样写它有用呢？因为，他以前就是他的思维就卡在某个点上嘛，我觉得这个人就是很讨厌。其实他就是一个点，他看错了，他死都不变。你拿个本子认真写一下，它就转过来，而且从根源上转掉它。那这个呢就是说，就是我们刚才讲的，就是它就属于啊八正道了啊，八正道的内容了啊。</w:t>
             </w:r>
           </w:p>
         </w:tc>
@@ -15803,7 +15803,7 @@
                 <w:color w:val="333333"/>
                 <w:sz w:val="22"/>
               </w:rPr>
-              <w:t>[00:47:42.725] 你串习这个八正道，串习道，慢慢你就会对他这个问题会持中舍的态度（整理注：转写“持中守”）。</w:t>
+              <w:t>[00:47:42.725] 你串习这个八正道，串习道，慢慢你就会对他这个问题会持中舍的态度。</w:t>
             </w:r>
           </w:p>
         </w:tc>
@@ -15851,7 +15851,7 @@
                 <w:color w:val="333333"/>
                 <w:sz w:val="22"/>
               </w:rPr>
-              <w:t>[00:47:49.560] 啊，你不一定对他的缺点会喜欢呢，但是你可以接受。啊，你可以持中舍的态度（整理注：转写“持忠诚”）知道，诶这个人他就是这样的，嗯，我接受他有这样的习惯，或者他有这样的我认为是缺点的啊，其实这个缺点也没有伤害到我什么，就是你看不惯而已了啊。这看不惯而已的，后面都是“我”嘛。就是我觉得比他强，才有这些事儿嘛，不然哪来这些事儿呢？</w:t>
+              <w:t>[00:47:49.560] 啊，你不一定对他的缺点会喜欢呢，但是你可以接受。啊，你可以持中舍的态度知道，诶这个人他就是这样的，嗯，我接受他有这样的习惯，或者他有这样的我认为是缺点的啊，其实这个缺点也没有伤害到我什么，就是你看不惯而已了啊。这看不惯而已的，后面都是“我”嘛。就是我觉得比他强，才有这些事儿嘛，不然哪来这些事儿呢？</w:t>
             </w:r>
           </w:p>
         </w:tc>
@@ -15899,7 +15899,7 @@
                 <w:color w:val="333333"/>
                 <w:sz w:val="22"/>
               </w:rPr>
-              <w:t>[00:48:20.570] 啊，那这个事呢，我们可以克服我们习惯性的这种啊嗔恨啊，控制啊，评价啊，批判啊，这些不良的习惯啊。那么平常呢，我们如果一直都有这种评价啊，批判啊，这个计较啊，这种习惯呢，那你对着你的禅修业处（整理注：转写“长就业处”），你也是批判，这个这个计较啊，各种不满意。你就修不下去。嗯，修不下去。</w:t>
+              <w:t>[00:48:20.570] 啊，那这个事呢，我们可以克服我们习惯性的这种啊嗔恨啊，控制啊，评价啊，批判啊，这些不良的习惯啊。那么平常呢，我们如果一直都有这种评价啊，批判啊，这个计较啊，这种习惯呢，那你对着你的禅修业处，你也是批判，这个这个计较啊，各种不满意。你就修不下去。嗯，修不下去。</w:t>
             </w:r>
           </w:p>
         </w:tc>
@@ -16043,7 +16043,7 @@
                 <w:color w:val="333333"/>
                 <w:sz w:val="22"/>
               </w:rPr>
-              <w:t>[00:49:11.600] 不管什么老师都没用啊。好，那我们要乐于这个亲近这个，乐于修行散播慈爱，或者说谈论在四梵住中修习散播慈爱的善知识啊（整理注：转写“四维一”）。</w:t>
+              <w:t>[00:49:11.600] 不管什么老师都没用啊。好，那我们要乐于这个亲近这个，乐于修行散播慈爱，或者说谈论在四梵住中修习散播慈爱的善知识啊。</w:t>
             </w:r>
           </w:p>
         </w:tc>
@@ -18478,7 +18478,7 @@
                 <w:color w:val="333333"/>
                 <w:sz w:val="22"/>
               </w:rPr>
-              <w:t>[00:17:16.980] 那这个时候呢，萨玛瓦蒂王后呢，就让她的所有的侍女啊，说不要害怕，不要怨恨国王，而是应该向国王散播慈爱。由于他们五百个人哈，非常强的慈爱的力量，使这个国王的毒箭啊，就射不出来，伤不到他们啊，最后国王的箭就射在地上啊，他一直射不出来。（整理注：转写“侍力／势力”校为“侍女”，“他”依语境校为“她”。）</w:t>
+              <w:t>[00:17:16.980] 那这个时候呢，萨玛瓦蒂王后呢，就让她的所有的侍女啊，说不要害怕，不要怨恨国王，而是应该向国王散播慈爱。由于他们五百个人哈，非常强的慈爱的力量，使这个国王的毒箭啊，就射不出来，伤不到他们啊，最后国王的箭就射在地上啊，他一直射不出来。</w:t>
             </w:r>
           </w:p>
         </w:tc>
